--- a/documentation/EventMatch_Lifecycle_Models_Yushkevich.docx
+++ b/documentation/EventMatch_Lifecycle_Models_Yushkevich.docx
@@ -8,14 +8,28 @@
         <w:ind w:left="0" w:right="129" w:firstLine="0"/>
         <w:jc w:val="center"/>
       </w:pPr>
-      <w:bookmarkStart w:id="0" w:name="_GoBack"/>
-      <w:bookmarkEnd w:id="0"/>
       <w:r>
         <w:rPr>
           <w:b/>
           <w:sz w:val="28"/>
         </w:rPr>
-        <w:t xml:space="preserve">Концепция проекта: "EventMatch"   </w:t>
+        <w:t>Концепция проекта: "</w:t>
+      </w:r>
+      <w:proofErr w:type="spellStart"/>
+      <w:r>
+        <w:rPr>
+          <w:b/>
+          <w:sz w:val="28"/>
+        </w:rPr>
+        <w:t>EventMatch</w:t>
+      </w:r>
+      <w:proofErr w:type="spellEnd"/>
+      <w:r>
+        <w:rPr>
+          <w:b/>
+          <w:sz w:val="28"/>
+        </w:rPr>
+        <w:t xml:space="preserve">"   </w:t>
       </w:r>
     </w:p>
     <w:p>
@@ -33,14 +47,16 @@
         <w:spacing w:after="168"/>
         <w:ind w:left="-5" w:right="126"/>
       </w:pPr>
+      <w:proofErr w:type="spellStart"/>
       <w:r>
         <w:rPr>
           <w:i/>
         </w:rPr>
         <w:t>EventMatch</w:t>
       </w:r>
-      <w:r>
-        <w:t xml:space="preserve"> — это B2B-платформа, которая решает две основные задачи:   </w:t>
+      <w:proofErr w:type="spellEnd"/>
+      <w:r>
+        <w:t xml:space="preserve"> — это платформа, которая решает две основные задачи:   </w:t>
       </w:r>
     </w:p>
     <w:p>
@@ -66,10 +82,7 @@
         <w:ind w:right="126"/>
       </w:pPr>
       <w:r>
-        <w:t>Для Участников: Дает возможность находить и подавать</w:t>
-      </w:r>
-      <w:r>
-        <w:t xml:space="preserve"> заявки на релевантные мероприятия, а также инициировать создание новых событий, обращаясь к платформе.   </w:t>
+        <w:t xml:space="preserve">Для Участников: Дает возможность находить и подавать заявки на релевантные мероприятия, а также инициировать создание новых событий, обращаясь к платформе.   </w:t>
       </w:r>
     </w:p>
     <w:p>
@@ -106,10 +119,15 @@
         <w:ind w:left="-5" w:right="126"/>
       </w:pPr>
       <w:r>
-        <w:t>Разработка веб-платформы для организации мер</w:t>
-      </w:r>
-      <w:r>
-        <w:t xml:space="preserve">оприятий и поиска исполнителей (тамада, артисты и пр.). Ориентация на функциональность Яндекс.Афиши. </w:t>
+        <w:t xml:space="preserve">Разработка веб-платформы для организации мероприятий и поиска исполнителей (тамада, артисты и пр.). Ориентация на функциональность </w:t>
+      </w:r>
+      <w:proofErr w:type="spellStart"/>
+      <w:r>
+        <w:t>Яндекс.Афиши</w:t>
+      </w:r>
+      <w:proofErr w:type="spellEnd"/>
+      <w:r>
+        <w:t xml:space="preserve">. </w:t>
       </w:r>
     </w:p>
     <w:p>
@@ -118,7 +136,39 @@
         <w:ind w:left="-5" w:right="126"/>
       </w:pPr>
       <w:r>
-        <w:t xml:space="preserve">Уровни доступа: Public, Guest, Super Users (администраторы/модераторы). </w:t>
+        <w:t xml:space="preserve">Уровни доступа: </w:t>
+      </w:r>
+      <w:proofErr w:type="spellStart"/>
+      <w:r>
+        <w:t>Public</w:t>
+      </w:r>
+      <w:proofErr w:type="spellEnd"/>
+      <w:r>
+        <w:t xml:space="preserve">, </w:t>
+      </w:r>
+      <w:proofErr w:type="spellStart"/>
+      <w:r>
+        <w:t>Guest</w:t>
+      </w:r>
+      <w:proofErr w:type="spellEnd"/>
+      <w:r>
+        <w:t xml:space="preserve">, </w:t>
+      </w:r>
+      <w:proofErr w:type="spellStart"/>
+      <w:r>
+        <w:t>Super</w:t>
+      </w:r>
+      <w:proofErr w:type="spellEnd"/>
+      <w:r>
+        <w:t xml:space="preserve"> </w:t>
+      </w:r>
+      <w:proofErr w:type="spellStart"/>
+      <w:r>
+        <w:t>Users</w:t>
+      </w:r>
+      <w:proofErr w:type="spellEnd"/>
+      <w:r>
+        <w:t xml:space="preserve"> (администраторы/модераторы). </w:t>
       </w:r>
     </w:p>
     <w:p>
@@ -127,10 +177,7 @@
         <w:ind w:left="-5" w:right="126"/>
       </w:pPr>
       <w:r>
-        <w:t>Безопасность: Защита от несанкционированного доступа и модификации данных, двухфа</w:t>
-      </w:r>
-      <w:r>
-        <w:t xml:space="preserve">кторная аутентификация. </w:t>
+        <w:t xml:space="preserve">Безопасность: Защита от несанкционированного доступа и модификации данных, двухфакторная аутентификация. </w:t>
       </w:r>
     </w:p>
     <w:p>
@@ -186,7 +233,15 @@
         <w:ind w:left="-5" w:right="126"/>
       </w:pPr>
       <w:r>
-        <w:t xml:space="preserve">Публичная часть: Главная, Каталог, Детали мероприятия, Подача заявки, О нас. </w:t>
+        <w:t xml:space="preserve">Публичная часть: Главная, Каталог, Детали мероприятия, Подача заявки, </w:t>
+      </w:r>
+      <w:proofErr w:type="gramStart"/>
+      <w:r>
+        <w:t>О</w:t>
+      </w:r>
+      <w:proofErr w:type="gramEnd"/>
+      <w:r>
+        <w:t xml:space="preserve"> нас. </w:t>
       </w:r>
     </w:p>
     <w:p>
@@ -195,10 +250,7 @@
         <w:ind w:left="-5" w:right="126"/>
       </w:pPr>
       <w:r>
-        <w:t>ЛК Учас</w:t>
-      </w:r>
-      <w:r>
-        <w:t xml:space="preserve">тника: Профиль, Мои заявки (дата, время, кол-во, кнопка публикации). </w:t>
+        <w:t xml:space="preserve">ЛК Участника: Профиль, Мои заявки (дата, время, кол-во, кнопка публикации). </w:t>
       </w:r>
     </w:p>
     <w:p>
@@ -234,10 +286,7 @@
         <w:ind w:left="-5" w:right="126"/>
       </w:pPr>
       <w:r>
-        <w:t xml:space="preserve">Модули: "О нас", "Ищу организатора", "Ищу участников", "Чат с </w:t>
-      </w:r>
-      <w:r>
-        <w:t xml:space="preserve">поддержкой". </w:t>
+        <w:t xml:space="preserve">Модули: "О нас", "Ищу организатора", "Ищу участников", "Чат с поддержкой". </w:t>
       </w:r>
     </w:p>
     <w:p>
@@ -263,7 +312,39 @@
         <w:ind w:left="-5" w:right="126"/>
       </w:pPr>
       <w:r>
-        <w:t xml:space="preserve">Поддержка браузеров: Chrome, Firefox, Safari, Edge и др. </w:t>
+        <w:t xml:space="preserve">Поддержка браузеров: </w:t>
+      </w:r>
+      <w:proofErr w:type="spellStart"/>
+      <w:r>
+        <w:t>Chrome</w:t>
+      </w:r>
+      <w:proofErr w:type="spellEnd"/>
+      <w:r>
+        <w:t xml:space="preserve">, </w:t>
+      </w:r>
+      <w:proofErr w:type="spellStart"/>
+      <w:r>
+        <w:t>Firefox</w:t>
+      </w:r>
+      <w:proofErr w:type="spellEnd"/>
+      <w:r>
+        <w:t xml:space="preserve">, </w:t>
+      </w:r>
+      <w:proofErr w:type="spellStart"/>
+      <w:r>
+        <w:t>Safari</w:t>
+      </w:r>
+      <w:proofErr w:type="spellEnd"/>
+      <w:r>
+        <w:t xml:space="preserve">, </w:t>
+      </w:r>
+      <w:proofErr w:type="spellStart"/>
+      <w:r>
+        <w:t>Edge</w:t>
+      </w:r>
+      <w:proofErr w:type="spellEnd"/>
+      <w:r>
+        <w:t xml:space="preserve"> и др. </w:t>
       </w:r>
     </w:p>
     <w:p>
@@ -326,8 +407,13 @@
         </w:numPr>
         <w:ind w:right="126" w:hanging="360"/>
       </w:pPr>
-      <w:r>
-        <w:t xml:space="preserve">Fullstack-разработчик. Реализует сайт. </w:t>
+      <w:proofErr w:type="spellStart"/>
+      <w:r>
+        <w:t>Fullstack</w:t>
+      </w:r>
+      <w:proofErr w:type="spellEnd"/>
+      <w:r>
+        <w:t xml:space="preserve">-разработчик. Реализует сайт. </w:t>
       </w:r>
     </w:p>
     <w:p>
@@ -339,11 +425,13 @@
         <w:spacing w:after="492"/>
         <w:ind w:right="126" w:hanging="360"/>
       </w:pPr>
-      <w:r>
-        <w:t>Ba</w:t>
-      </w:r>
-      <w:r>
-        <w:t xml:space="preserve">ckend-разработчик.  </w:t>
+      <w:proofErr w:type="spellStart"/>
+      <w:r>
+        <w:t>Backend</w:t>
+      </w:r>
+      <w:proofErr w:type="spellEnd"/>
+      <w:r>
+        <w:t xml:space="preserve">-разработчик.  </w:t>
       </w:r>
     </w:p>
     <w:p>
@@ -383,8 +471,13 @@
         </w:numPr>
         <w:ind w:right="126" w:hanging="360"/>
       </w:pPr>
-      <w:r>
-        <w:t xml:space="preserve">Frontend-разработчик.   </w:t>
+      <w:proofErr w:type="spellStart"/>
+      <w:r>
+        <w:t>Frontend</w:t>
+      </w:r>
+      <w:proofErr w:type="spellEnd"/>
+      <w:r>
+        <w:t xml:space="preserve">-разработчик.   </w:t>
       </w:r>
     </w:p>
     <w:p>
@@ -451,8 +544,13 @@
         <w:ind w:right="134" w:firstLine="0"/>
         <w:jc w:val="left"/>
       </w:pPr>
-      <w:r>
-        <w:t xml:space="preserve">Тестировщик.  </w:t>
+      <w:proofErr w:type="spellStart"/>
+      <w:r>
+        <w:t>Тестировщик</w:t>
+      </w:r>
+      <w:proofErr w:type="spellEnd"/>
+      <w:r>
+        <w:t xml:space="preserve">.  </w:t>
       </w:r>
     </w:p>
     <w:p>
@@ -465,8 +563,13 @@
         <w:ind w:right="134" w:firstLine="0"/>
         <w:jc w:val="left"/>
       </w:pPr>
-      <w:r>
-        <w:t xml:space="preserve">DevOps-инженер. </w:t>
+      <w:proofErr w:type="spellStart"/>
+      <w:r>
+        <w:t>DevOps</w:t>
+      </w:r>
+      <w:proofErr w:type="spellEnd"/>
+      <w:r>
+        <w:t xml:space="preserve">-инженер. </w:t>
       </w:r>
       <w:r>
         <w:tab/>
@@ -478,10 +581,7 @@
       </w:r>
       <w:r>
         <w:tab/>
-        <w:t xml:space="preserve">инфраструктуру, обеспечивает бесперебойную работу и </w:t>
-      </w:r>
-      <w:r>
-        <w:t xml:space="preserve">безопасность.  </w:t>
+        <w:t xml:space="preserve">инфраструктуру, обеспечивает бесперебойную работу и безопасность.  </w:t>
       </w:r>
       <w:r>
         <w:rPr>
@@ -614,17 +714,27 @@
         <w:ind w:left="-15" w:right="126" w:firstLine="570"/>
       </w:pPr>
       <w:r>
-        <w:t xml:space="preserve">Участник 1 выполняет </w:t>
-      </w:r>
-      <w:r>
-        <w:t xml:space="preserve">функции проект-менеджера, fullstack-разработчика и backend-разработчика. Его роли покрывают как организационные, так и </w:t>
+        <w:t xml:space="preserve">Участник 1 выполняет функции проект-менеджера, </w:t>
+      </w:r>
+      <w:proofErr w:type="spellStart"/>
+      <w:r>
+        <w:t>fullstack</w:t>
+      </w:r>
+      <w:proofErr w:type="spellEnd"/>
+      <w:r>
+        <w:t xml:space="preserve">-разработчика и </w:t>
+      </w:r>
+      <w:proofErr w:type="spellStart"/>
+      <w:r>
+        <w:t>backend</w:t>
+      </w:r>
+      <w:proofErr w:type="spellEnd"/>
+      <w:r>
+        <w:t xml:space="preserve">-разработчика. Его роли покрывают как организационные, так и </w:t>
       </w:r>
       <w:r>
         <w:lastRenderedPageBreak/>
-        <w:t>технические аспекты проекта: координация команды, полный цикл разработки сайта и специализация на серверной логике. Это делает его универ</w:t>
-      </w:r>
-      <w:r>
-        <w:t xml:space="preserve">сальным и критически важным для технической реализации. </w:t>
+        <w:t xml:space="preserve">технические аспекты проекта: координация команды, полный цикл разработки сайта и специализация на серверной логике. Это делает его универсальным и критически важным для технической реализации. </w:t>
       </w:r>
     </w:p>
     <w:p>
@@ -632,10 +742,15 @@
         <w:ind w:left="-15" w:right="126" w:firstLine="570"/>
       </w:pPr>
       <w:r>
-        <w:t>Участник 2 отвечает за фронтенд-разработку, дизайн и архитектуру. Его роли сосредоточены на создании пользовательского интерфейса, визуальной составляющей и стратегическом планировании структуры прое</w:t>
-      </w:r>
-      <w:r>
-        <w:t xml:space="preserve">кта. Это важно для удобства и внешнего вида продукта, но менее универсально с технической точки зрения по сравнению с Участником 1. </w:t>
+        <w:t xml:space="preserve">Участник 2 отвечает за </w:t>
+      </w:r>
+      <w:proofErr w:type="spellStart"/>
+      <w:r>
+        <w:t>фронтенд</w:t>
+      </w:r>
+      <w:proofErr w:type="spellEnd"/>
+      <w:r>
+        <w:t xml:space="preserve">-разработку, дизайн и архитектуру. Его роли сосредоточены на создании пользовательского интерфейса, визуальной составляющей и стратегическом планировании структуры проекта. Это важно для удобства и внешнего вида продукта, но менее универсально с технической точки зрения по сравнению с Участником 1. </w:t>
       </w:r>
     </w:p>
     <w:p>
@@ -643,10 +758,23 @@
         <w:ind w:left="-15" w:right="126" w:firstLine="570"/>
       </w:pPr>
       <w:r>
-        <w:t>Участник 3 выполняет роли тестировщика, DevOps-инженера и специалиста по безопасности. Его задачи включают контроль качеств</w:t>
-      </w:r>
-      <w:r>
-        <w:t xml:space="preserve">а, настройку инфраструктуры и обеспечение безопасности. Эти роли критически важны для стабильности, масштабируемости и защиты проекта, но не затрагивают непосредственно разработку функционала. </w:t>
+        <w:t xml:space="preserve">Участник 3 выполняет роли </w:t>
+      </w:r>
+      <w:proofErr w:type="spellStart"/>
+      <w:r>
+        <w:t>тестировщика</w:t>
+      </w:r>
+      <w:proofErr w:type="spellEnd"/>
+      <w:r>
+        <w:t xml:space="preserve">, </w:t>
+      </w:r>
+      <w:proofErr w:type="spellStart"/>
+      <w:r>
+        <w:t>DevOps</w:t>
+      </w:r>
+      <w:proofErr w:type="spellEnd"/>
+      <w:r>
+        <w:t xml:space="preserve">-инженера и специалиста по безопасности. Его задачи включают контроль качества, настройку инфраструктуры и обеспечение безопасности. Эти роли критически важны для стабильности, масштабируемости и защиты проекта, но не затрагивают непосредственно разработку функционала. </w:t>
       </w:r>
     </w:p>
     <w:p>
@@ -654,10 +782,7 @@
         <w:ind w:left="-15" w:right="126" w:firstLine="570"/>
       </w:pPr>
       <w:r>
-        <w:t>Участник 4 занимается управлением контентом, копирайтингом и м</w:t>
-      </w:r>
-      <w:r>
-        <w:t xml:space="preserve">аркетингом. Его роли направлены на наполнение проекта контентом, создание текстов и продвижение продукта. Это важно для взаимодействия с аудиторией, но не связано с технической реализацией. </w:t>
+        <w:t xml:space="preserve">Участник 4 занимается управлением контентом, копирайтингом и маркетингом. Его роли направлены на наполнение проекта контентом, создание текстов и продвижение продукта. Это важно для взаимодействия с аудиторией, но не связано с технической реализацией. </w:t>
       </w:r>
     </w:p>
     <w:p>
@@ -665,10 +790,7 @@
         <w:ind w:left="-15" w:right="126" w:firstLine="570"/>
       </w:pPr>
       <w:r>
-        <w:t>Проект предполагает создание многофункциональной веб-платформы дл</w:t>
-      </w:r>
-      <w:r>
-        <w:t xml:space="preserve">я организации мероприятий и поиска исполнителей с упором на безопасность и высокую производительность. Основные особенности включают: </w:t>
+        <w:t xml:space="preserve">Проект предполагает создание многофункциональной веб-платформы для организации мероприятий и поиска исполнителей с упором на безопасность и высокую производительность. Основные особенности включают: </w:t>
       </w:r>
     </w:p>
     <w:p>
@@ -676,18 +798,41 @@
         <w:ind w:left="-5" w:right="126"/>
       </w:pPr>
       <w:r>
-        <w:t xml:space="preserve">Функционал: Похож на Яндекс.Афишу, ориентирован на организацию мероприятий и подбор исполнителей. </w:t>
+        <w:t xml:space="preserve">Функционал: Похож на </w:t>
+      </w:r>
+      <w:proofErr w:type="spellStart"/>
+      <w:r>
+        <w:t>Яндекс.Афишу</w:t>
+      </w:r>
+      <w:proofErr w:type="spellEnd"/>
+      <w:r>
+        <w:t xml:space="preserve">, ориентирован на организацию мероприятий и подбор исполнителей. </w:t>
       </w:r>
     </w:p>
     <w:p>
       <w:pPr>
         <w:ind w:left="-5" w:right="126"/>
-      </w:pPr>
-      <w:r>
-        <w:t>Уровни доступа: Public</w:t>
-      </w:r>
-      <w:r>
-        <w:t xml:space="preserve">, Guest, Super Users. </w:t>
+        <w:rPr>
+          <w:lang w:val="en-US"/>
+        </w:rPr>
+      </w:pPr>
+      <w:r>
+        <w:t>Уровни</w:t>
+      </w:r>
+      <w:r>
+        <w:rPr>
+          <w:lang w:val="en-US"/>
+        </w:rPr>
+        <w:t xml:space="preserve"> </w:t>
+      </w:r>
+      <w:r>
+        <w:t>доступа</w:t>
+      </w:r>
+      <w:r>
+        <w:rPr>
+          <w:lang w:val="en-US"/>
+        </w:rPr>
+        <w:t xml:space="preserve">: Public, Guest, Super Users. </w:t>
       </w:r>
     </w:p>
     <w:p>
@@ -719,10 +864,7 @@
         <w:ind w:left="-15" w:right="126" w:firstLine="570"/>
       </w:pPr>
       <w:r>
-        <w:t>Срок сдачи проекта является жестким, учитывая</w:t>
-      </w:r>
-      <w:r>
-        <w:t xml:space="preserve"> объем работ и необходимые этапы разработки. Общая длительность проекта оценивается примерно в 7 месяцев, что требует четкого планирования и соблюдения графика. </w:t>
+        <w:t xml:space="preserve">Срок сдачи проекта является жестким, учитывая объем работ и необходимые этапы разработки. Общая длительность проекта оценивается примерно в 7 месяцев, что требует четкого планирования и соблюдения графика. </w:t>
       </w:r>
     </w:p>
     <w:p>
@@ -762,10 +904,7 @@
         <w:ind w:right="126" w:hanging="360"/>
       </w:pPr>
       <w:r>
-        <w:t>Хорошее понимание потребност</w:t>
-      </w:r>
-      <w:r>
-        <w:t xml:space="preserve">ей клиента благодаря профилю эксперта (тамады). </w:t>
+        <w:t xml:space="preserve">Хорошее понимание потребностей клиента благодаря профилю эксперта (тамады). </w:t>
       </w:r>
     </w:p>
     <w:p>
@@ -820,10 +959,7 @@
         <w:ind w:right="126" w:hanging="360"/>
       </w:pPr>
       <w:r>
-        <w:t>Жёсткие требования по производительности (5000+ пользователей одновременно).</w:t>
-      </w:r>
-      <w:r>
-        <w:t xml:space="preserve"> </w:t>
+        <w:t xml:space="preserve">Жёсткие требования по производительности (5000+ пользователей одновременно). </w:t>
       </w:r>
     </w:p>
     <w:p>
@@ -873,10 +1009,7 @@
         <w:ind w:left="-5" w:right="126"/>
       </w:pPr>
       <w:r>
-        <w:t>Для данного проекта я бы рассмотрел следующие модели: водопадная, итер</w:t>
-      </w:r>
-      <w:r>
-        <w:t xml:space="preserve">ативная и v-образная </w:t>
+        <w:t xml:space="preserve">Для данного проекта я бы рассмотрел следующие модели: водопадная, итеративная и v-образная </w:t>
       </w:r>
     </w:p>
     <w:p>
@@ -892,7 +1025,7 @@
     <w:tbl>
       <w:tblPr>
         <w:tblStyle w:val="TableGrid"/>
-        <w:tblW w:w="8960" w:type="dxa"/>
+        <w:tblW w:w="9761" w:type="dxa"/>
         <w:tblInd w:w="10" w:type="dxa"/>
         <w:tblCellMar>
           <w:top w:w="276" w:type="dxa"/>
@@ -903,11 +1036,11 @@
         <w:tblLook w:val="04A0" w:firstRow="1" w:lastRow="0" w:firstColumn="1" w:lastColumn="0" w:noHBand="0" w:noVBand="1"/>
       </w:tblPr>
       <w:tblGrid>
-        <w:gridCol w:w="1520"/>
-        <w:gridCol w:w="2000"/>
-        <w:gridCol w:w="1500"/>
-        <w:gridCol w:w="1620"/>
-        <w:gridCol w:w="2320"/>
+        <w:gridCol w:w="1547"/>
+        <w:gridCol w:w="1865"/>
+        <w:gridCol w:w="1551"/>
+        <w:gridCol w:w="1681"/>
+        <w:gridCol w:w="3117"/>
       </w:tblGrid>
       <w:tr>
         <w:trPr>
@@ -915,7 +1048,7 @@
         </w:trPr>
         <w:tc>
           <w:tcPr>
-            <w:tcW w:w="1520" w:type="dxa"/>
+            <w:tcW w:w="1547" w:type="dxa"/>
             <w:tcBorders>
               <w:top w:val="single" w:sz="8" w:space="0" w:color="000000"/>
               <w:left w:val="single" w:sz="8" w:space="0" w:color="000000"/>
@@ -936,7 +1069,7 @@
         </w:tc>
         <w:tc>
           <w:tcPr>
-            <w:tcW w:w="2000" w:type="dxa"/>
+            <w:tcW w:w="1864" w:type="dxa"/>
             <w:tcBorders>
               <w:top w:val="single" w:sz="8" w:space="0" w:color="000000"/>
               <w:left w:val="single" w:sz="8" w:space="0" w:color="000000"/>
@@ -957,7 +1090,7 @@
         </w:tc>
         <w:tc>
           <w:tcPr>
-            <w:tcW w:w="1500" w:type="dxa"/>
+            <w:tcW w:w="1551" w:type="dxa"/>
             <w:tcBorders>
               <w:top w:val="single" w:sz="8" w:space="0" w:color="000000"/>
               <w:left w:val="single" w:sz="8" w:space="0" w:color="000000"/>
@@ -978,7 +1111,7 @@
         </w:tc>
         <w:tc>
           <w:tcPr>
-            <w:tcW w:w="1620" w:type="dxa"/>
+            <w:tcW w:w="1681" w:type="dxa"/>
             <w:tcBorders>
               <w:top w:val="single" w:sz="8" w:space="0" w:color="000000"/>
               <w:left w:val="single" w:sz="8" w:space="0" w:color="000000"/>
@@ -994,17 +1127,16 @@
               <w:jc w:val="left"/>
             </w:pPr>
             <w:r>
-              <w:t xml:space="preserve">Соответстви е </w:t>
+              <w:t xml:space="preserve">Соответствие </w:t>
             </w:r>
             <w:r>
-              <w:tab/>
               <w:t xml:space="preserve">сильным сторонам </w:t>
             </w:r>
           </w:p>
         </w:tc>
         <w:tc>
           <w:tcPr>
-            <w:tcW w:w="2320" w:type="dxa"/>
+            <w:tcW w:w="3118" w:type="dxa"/>
             <w:tcBorders>
               <w:top w:val="single" w:sz="8" w:space="0" w:color="000000"/>
               <w:left w:val="single" w:sz="8" w:space="0" w:color="000000"/>
@@ -1023,7 +1155,6 @@
               <w:t xml:space="preserve">Решение </w:t>
             </w:r>
             <w:r>
-              <w:tab/>
               <w:t xml:space="preserve">слабых сторон </w:t>
             </w:r>
           </w:p>
@@ -1035,7 +1166,7 @@
         </w:trPr>
         <w:tc>
           <w:tcPr>
-            <w:tcW w:w="1520" w:type="dxa"/>
+            <w:tcW w:w="1547" w:type="dxa"/>
             <w:tcBorders>
               <w:top w:val="single" w:sz="8" w:space="0" w:color="000000"/>
               <w:left w:val="single" w:sz="8" w:space="0" w:color="000000"/>
@@ -1055,7 +1186,7 @@
         </w:tc>
         <w:tc>
           <w:tcPr>
-            <w:tcW w:w="2000" w:type="dxa"/>
+            <w:tcW w:w="1864" w:type="dxa"/>
             <w:tcBorders>
               <w:top w:val="single" w:sz="8" w:space="0" w:color="000000"/>
               <w:left w:val="single" w:sz="8" w:space="0" w:color="000000"/>
@@ -1071,13 +1202,21 @@
               <w:jc w:val="left"/>
             </w:pPr>
             <w:r>
-              <w:t xml:space="preserve">Четкость этапов, лёгкость контролирован ия сроков </w:t>
+              <w:t xml:space="preserve">Четкость этапов, лёгкость контролирован </w:t>
+            </w:r>
+            <w:proofErr w:type="spellStart"/>
+            <w:r>
+              <w:t>ия</w:t>
+            </w:r>
+            <w:proofErr w:type="spellEnd"/>
+            <w:r>
+              <w:t xml:space="preserve"> сроков </w:t>
             </w:r>
           </w:p>
         </w:tc>
         <w:tc>
           <w:tcPr>
-            <w:tcW w:w="1500" w:type="dxa"/>
+            <w:tcW w:w="1551" w:type="dxa"/>
             <w:tcBorders>
               <w:top w:val="single" w:sz="8" w:space="0" w:color="000000"/>
               <w:left w:val="single" w:sz="8" w:space="0" w:color="000000"/>
@@ -1092,13 +1231,18 @@
               <w:jc w:val="left"/>
             </w:pPr>
             <w:r>
-              <w:t xml:space="preserve">Нет гибкости к изменения м </w:t>
+              <w:t>Нет гибкости к изменения</w:t>
+            </w:r>
+            <w:bookmarkStart w:id="0" w:name="_GoBack"/>
+            <w:bookmarkEnd w:id="0"/>
+            <w:r>
+              <w:t xml:space="preserve">м </w:t>
             </w:r>
           </w:p>
         </w:tc>
         <w:tc>
           <w:tcPr>
-            <w:tcW w:w="1620" w:type="dxa"/>
+            <w:tcW w:w="1681" w:type="dxa"/>
             <w:tcBorders>
               <w:top w:val="single" w:sz="8" w:space="0" w:color="000000"/>
               <w:left w:val="single" w:sz="8" w:space="0" w:color="000000"/>
@@ -1125,7 +1269,7 @@
         </w:tc>
         <w:tc>
           <w:tcPr>
-            <w:tcW w:w="2320" w:type="dxa"/>
+            <w:tcW w:w="3118" w:type="dxa"/>
             <w:tcBorders>
               <w:top w:val="single" w:sz="8" w:space="0" w:color="000000"/>
               <w:left w:val="single" w:sz="8" w:space="0" w:color="000000"/>
@@ -1169,10 +1313,10 @@
               <w:jc w:val="left"/>
             </w:pPr>
             <w:r>
-              <w:t xml:space="preserve">проблему производительнос ти и интеграции сложных </w:t>
+              <w:t>Проблему производительнос</w:t>
             </w:r>
             <w:r>
-              <w:t xml:space="preserve">элементов) </w:t>
+              <w:t xml:space="preserve">ти и интеграции сложных элементов) </w:t>
             </w:r>
           </w:p>
         </w:tc>
@@ -1183,7 +1327,7 @@
         </w:trPr>
         <w:tc>
           <w:tcPr>
-            <w:tcW w:w="1520" w:type="dxa"/>
+            <w:tcW w:w="1547" w:type="dxa"/>
             <w:tcBorders>
               <w:top w:val="single" w:sz="8" w:space="0" w:color="000000"/>
               <w:left w:val="single" w:sz="8" w:space="0" w:color="000000"/>
@@ -1198,23 +1342,13 @@
               <w:jc w:val="left"/>
             </w:pPr>
             <w:r>
-              <w:t>Итеративна</w:t>
-            </w:r>
-          </w:p>
-          <w:p>
-            <w:pPr>
-              <w:spacing w:after="0" w:line="259" w:lineRule="auto"/>
-              <w:ind w:left="0" w:firstLine="0"/>
-              <w:jc w:val="left"/>
-            </w:pPr>
-            <w:r>
-              <w:t xml:space="preserve">я </w:t>
+              <w:t xml:space="preserve">Итеративная </w:t>
             </w:r>
           </w:p>
         </w:tc>
         <w:tc>
           <w:tcPr>
-            <w:tcW w:w="2000" w:type="dxa"/>
+            <w:tcW w:w="1864" w:type="dxa"/>
             <w:tcBorders>
               <w:top w:val="single" w:sz="8" w:space="0" w:color="000000"/>
               <w:left w:val="single" w:sz="8" w:space="0" w:color="000000"/>
@@ -1235,7 +1369,7 @@
         </w:tc>
         <w:tc>
           <w:tcPr>
-            <w:tcW w:w="1500" w:type="dxa"/>
+            <w:tcW w:w="1551" w:type="dxa"/>
             <w:tcBorders>
               <w:top w:val="single" w:sz="8" w:space="0" w:color="000000"/>
               <w:left w:val="single" w:sz="8" w:space="0" w:color="000000"/>
@@ -1256,7 +1390,7 @@
         </w:tc>
         <w:tc>
           <w:tcPr>
-            <w:tcW w:w="1620" w:type="dxa"/>
+            <w:tcW w:w="1681" w:type="dxa"/>
             <w:tcBorders>
               <w:top w:val="single" w:sz="8" w:space="0" w:color="000000"/>
               <w:left w:val="single" w:sz="8" w:space="0" w:color="000000"/>
@@ -1283,7 +1417,7 @@
         </w:tc>
         <w:tc>
           <w:tcPr>
-            <w:tcW w:w="2320" w:type="dxa"/>
+            <w:tcW w:w="3118" w:type="dxa"/>
             <w:tcBorders>
               <w:top w:val="single" w:sz="8" w:space="0" w:color="000000"/>
               <w:left w:val="single" w:sz="8" w:space="0" w:color="000000"/>
@@ -1305,10 +1439,15 @@
               <w:t>✓</w:t>
             </w:r>
             <w:r>
-              <w:t xml:space="preserve">Повышение производительнос ти и устойчивость к </w:t>
+              <w:t xml:space="preserve">Повышение </w:t>
             </w:r>
             <w:r>
-              <w:tab/>
+              <w:t>произв</w:t>
+            </w:r>
+            <w:r>
+              <w:t xml:space="preserve">одительности и устойчивость к </w:t>
+            </w:r>
+            <w:r>
               <w:t xml:space="preserve">высоким </w:t>
             </w:r>
           </w:p>
@@ -1340,7 +1479,7 @@
         </w:trPr>
         <w:tc>
           <w:tcPr>
-            <w:tcW w:w="1520" w:type="dxa"/>
+            <w:tcW w:w="1547" w:type="dxa"/>
             <w:tcBorders>
               <w:top w:val="single" w:sz="8" w:space="0" w:color="000000"/>
               <w:left w:val="single" w:sz="8" w:space="0" w:color="000000"/>
@@ -1361,7 +1500,7 @@
         </w:tc>
         <w:tc>
           <w:tcPr>
-            <w:tcW w:w="2000" w:type="dxa"/>
+            <w:tcW w:w="1864" w:type="dxa"/>
             <w:tcBorders>
               <w:top w:val="single" w:sz="8" w:space="0" w:color="000000"/>
               <w:left w:val="single" w:sz="8" w:space="0" w:color="000000"/>
@@ -1383,7 +1522,7 @@
         </w:tc>
         <w:tc>
           <w:tcPr>
-            <w:tcW w:w="1500" w:type="dxa"/>
+            <w:tcW w:w="1551" w:type="dxa"/>
             <w:tcBorders>
               <w:top w:val="single" w:sz="8" w:space="0" w:color="000000"/>
               <w:left w:val="single" w:sz="8" w:space="0" w:color="000000"/>
@@ -1398,27 +1537,16 @@
               <w:jc w:val="left"/>
             </w:pPr>
             <w:r>
-              <w:t xml:space="preserve">Затруднени я </w:t>
+              <w:t xml:space="preserve">Затруднения </w:t>
             </w:r>
             <w:r>
-              <w:tab/>
-              <w:t xml:space="preserve">с </w:t>
-            </w:r>
-          </w:p>
-          <w:p>
-            <w:pPr>
-              <w:spacing w:after="0" w:line="259" w:lineRule="auto"/>
-              <w:ind w:left="5" w:firstLine="0"/>
-              <w:jc w:val="left"/>
-            </w:pPr>
-            <w:r>
-              <w:t xml:space="preserve">внесением изменений </w:t>
+              <w:t xml:space="preserve">с внесением изменений </w:t>
             </w:r>
           </w:p>
         </w:tc>
         <w:tc>
           <w:tcPr>
-            <w:tcW w:w="1620" w:type="dxa"/>
+            <w:tcW w:w="1681" w:type="dxa"/>
             <w:tcBorders>
               <w:top w:val="single" w:sz="8" w:space="0" w:color="000000"/>
               <w:left w:val="single" w:sz="8" w:space="0" w:color="000000"/>
@@ -1445,7 +1573,7 @@
         </w:tc>
         <w:tc>
           <w:tcPr>
-            <w:tcW w:w="2320" w:type="dxa"/>
+            <w:tcW w:w="3118" w:type="dxa"/>
             <w:tcBorders>
               <w:top w:val="single" w:sz="8" w:space="0" w:color="000000"/>
               <w:left w:val="single" w:sz="8" w:space="0" w:color="000000"/>
@@ -1484,7 +1612,10 @@
               <w:jc w:val="left"/>
             </w:pPr>
             <w:r>
-              <w:t xml:space="preserve">процесс, усложняет внесение </w:t>
+              <w:t xml:space="preserve">процесс, усложняет </w:t>
+            </w:r>
+            <w:r>
+              <w:t xml:space="preserve">внесение </w:t>
             </w:r>
           </w:p>
           <w:p>
@@ -1500,18 +1631,7 @@
               <w:t xml:space="preserve">изменений </w:t>
             </w:r>
             <w:r>
-              <w:tab/>
-              <w:t xml:space="preserve">в </w:t>
-            </w:r>
-          </w:p>
-          <w:p>
-            <w:pPr>
-              <w:spacing w:after="0" w:line="259" w:lineRule="auto"/>
-              <w:ind w:left="5" w:firstLine="0"/>
-              <w:jc w:val="left"/>
-            </w:pPr>
-            <w:r>
-              <w:t xml:space="preserve">требованиях) </w:t>
+              <w:t xml:space="preserve">в требованиях) </w:t>
             </w:r>
           </w:p>
         </w:tc>
@@ -1529,72 +1649,12 @@
     </w:p>
     <w:p>
       <w:pPr>
-        <w:spacing w:after="18" w:line="259" w:lineRule="auto"/>
-        <w:ind w:left="0" w:firstLine="0"/>
-        <w:jc w:val="left"/>
-      </w:pPr>
-      <w:r>
-        <w:lastRenderedPageBreak/>
-        <w:t xml:space="preserve"> </w:t>
-      </w:r>
-    </w:p>
-    <w:p>
-      <w:pPr>
-        <w:spacing w:after="18" w:line="259" w:lineRule="auto"/>
-        <w:ind w:left="0" w:firstLine="0"/>
-        <w:jc w:val="left"/>
-      </w:pPr>
-      <w:r>
-        <w:t xml:space="preserve"> </w:t>
-      </w:r>
-    </w:p>
-    <w:p>
-      <w:pPr>
-        <w:spacing w:after="18" w:line="259" w:lineRule="auto"/>
-        <w:ind w:left="0" w:firstLine="0"/>
-        <w:jc w:val="left"/>
-      </w:pPr>
-      <w:r>
-        <w:t xml:space="preserve"> </w:t>
-      </w:r>
-    </w:p>
-    <w:p>
-      <w:pPr>
-        <w:spacing w:after="18" w:line="259" w:lineRule="auto"/>
-        <w:ind w:left="0" w:firstLine="0"/>
-        <w:jc w:val="left"/>
-      </w:pPr>
-      <w:r>
-        <w:t xml:space="preserve"> </w:t>
-      </w:r>
-    </w:p>
-    <w:p>
-      <w:pPr>
-        <w:spacing w:after="18" w:line="259" w:lineRule="auto"/>
-        <w:ind w:left="0" w:firstLine="0"/>
-        <w:jc w:val="left"/>
-      </w:pPr>
-      <w:r>
-        <w:t xml:space="preserve"> </w:t>
-      </w:r>
-    </w:p>
-    <w:p>
-      <w:pPr>
-        <w:spacing w:after="18" w:line="259" w:lineRule="auto"/>
-        <w:ind w:left="0" w:firstLine="0"/>
-        <w:jc w:val="left"/>
-      </w:pPr>
-      <w:r>
-        <w:t xml:space="preserve"> </w:t>
-      </w:r>
-    </w:p>
-    <w:p>
-      <w:pPr>
         <w:spacing w:after="0" w:line="259" w:lineRule="auto"/>
         <w:ind w:left="0" w:firstLine="0"/>
         <w:jc w:val="left"/>
       </w:pPr>
       <w:r>
+        <w:lastRenderedPageBreak/>
         <w:t xml:space="preserve"> </w:t>
       </w:r>
     </w:p>
@@ -1612,10 +1672,7 @@
         <w:ind w:left="-15" w:right="126" w:firstLine="570"/>
       </w:pPr>
       <w:r>
-        <w:t>На основе изучения ГОСТ Р ИСО/МЭК 12207-2010 «Процессы</w:t>
-      </w:r>
-      <w:r>
-        <w:t xml:space="preserve"> жизненного цикла программных средств» были выбраны ключевые виды деятельности, распределенных по трем категориям процессов:</w:t>
+        <w:t>На основе изучения ГОСТ Р ИСО/МЭК 12207-2010 «Процессы жизненного цикла программных средств» были выбраны ключевые виды деятельности, распределенных по трем категориям процессов:</w:t>
       </w:r>
       <w:r>
         <w:rPr>
@@ -1765,10 +1822,7 @@
         <w:ind w:right="126" w:hanging="360"/>
       </w:pPr>
       <w:r>
-        <w:t>Проектирование архитект</w:t>
-      </w:r>
-      <w:r>
-        <w:t xml:space="preserve">уры системы (6.4.3)  </w:t>
+        <w:t xml:space="preserve">Проектирование архитектуры системы (6.4.3)  </w:t>
       </w:r>
     </w:p>
     <w:p>
@@ -1840,10 +1894,7 @@
         <w:ind w:right="126" w:hanging="360"/>
       </w:pPr>
       <w:r>
-        <w:t>Функционирование программных средств</w:t>
-      </w:r>
-      <w:r>
-        <w:t xml:space="preserve"> (6.4.9)  </w:t>
+        <w:t xml:space="preserve">Функционирование программных средств (6.4.9)  </w:t>
       </w:r>
     </w:p>
     <w:p>
@@ -1903,10 +1954,7 @@
         <w:ind w:right="126" w:hanging="360"/>
       </w:pPr>
       <w:r>
-        <w:t>Обеспечение гарантии качества программных средств (</w:t>
-      </w:r>
-      <w:r>
-        <w:t xml:space="preserve">7.2.3)  </w:t>
+        <w:t xml:space="preserve">Обеспечение гарантии качества программных средств (7.2.3)  </w:t>
       </w:r>
     </w:p>
     <w:p>
@@ -1929,8 +1977,13 @@
         </w:numPr>
         <w:ind w:right="126" w:hanging="360"/>
       </w:pPr>
-      <w:r>
-        <w:t xml:space="preserve">Валидация программных средств (7.2.5)  </w:t>
+      <w:proofErr w:type="spellStart"/>
+      <w:r>
+        <w:t>Валидация</w:t>
+      </w:r>
+      <w:proofErr w:type="spellEnd"/>
+      <w:r>
+        <w:t xml:space="preserve"> программных средств (7.2.5)  </w:t>
       </w:r>
     </w:p>
     <w:p>
@@ -1986,7 +2039,6 @@
         <w:jc w:val="left"/>
       </w:pPr>
       <w:r>
-        <w:lastRenderedPageBreak/>
         <w:t xml:space="preserve"> </w:t>
       </w:r>
     </w:p>
@@ -2047,6 +2099,7 @@
         <w:jc w:val="left"/>
       </w:pPr>
       <w:r>
+        <w:lastRenderedPageBreak/>
         <w:t xml:space="preserve"> </w:t>
       </w:r>
     </w:p>
@@ -2139,7 +2192,15 @@
         <w:ind w:left="-15" w:right="126" w:firstLine="570"/>
       </w:pPr>
       <w:r>
-        <w:t xml:space="preserve">Виды деятельности были объединены в 5 основных этапов жизненного цикла проекта EventMatch:   </w:t>
+        <w:t xml:space="preserve">Виды деятельности были объединены в 5 основных этапов жизненного цикла проекта </w:t>
+      </w:r>
+      <w:proofErr w:type="spellStart"/>
+      <w:r>
+        <w:t>EventMatch</w:t>
+      </w:r>
+      <w:proofErr w:type="spellEnd"/>
+      <w:r>
+        <w:t xml:space="preserve">:   </w:t>
       </w:r>
     </w:p>
     <w:p>
@@ -2148,7 +2209,16 @@
         <w:ind w:left="-5" w:right="3930"/>
       </w:pPr>
       <w:r>
-        <w:t xml:space="preserve">Этап 1: Инициация и планирование  Ключевые виды деятельности:  </w:t>
+        <w:t>Этап 1: Инициация и планирование</w:t>
+      </w:r>
+    </w:p>
+    <w:p>
+      <w:pPr>
+        <w:spacing w:line="370" w:lineRule="auto"/>
+        <w:ind w:left="0" w:right="3930" w:firstLine="0"/>
+      </w:pPr>
+      <w:r>
+        <w:t xml:space="preserve">Ключевые виды деятельности:  </w:t>
       </w:r>
     </w:p>
     <w:p>
@@ -2172,10 +2242,7 @@
         <w:ind w:right="126" w:hanging="360"/>
       </w:pPr>
       <w:r>
-        <w:t xml:space="preserve">Определение требований </w:t>
-      </w:r>
-      <w:r>
-        <w:t xml:space="preserve">правообладателей (6.4.1) </w:t>
+        <w:t xml:space="preserve">Определение требований правообладателей (6.4.1) </w:t>
       </w:r>
     </w:p>
     <w:p>
@@ -2228,10 +2295,15 @@
         <w:ind w:left="-5" w:right="126"/>
       </w:pPr>
       <w:r>
-        <w:t>Результаты этапа: План проекта EventMatch, техническое задание, анализ рисков, структура команды из 4 человек с распред</w:t>
-      </w:r>
-      <w:r>
-        <w:t xml:space="preserve">елением 12 ролей.   </w:t>
+        <w:t xml:space="preserve">Результаты этапа: План проекта </w:t>
+      </w:r>
+      <w:proofErr w:type="spellStart"/>
+      <w:r>
+        <w:t>EventMatch</w:t>
+      </w:r>
+      <w:proofErr w:type="spellEnd"/>
+      <w:r>
+        <w:t xml:space="preserve">, техническое задание, анализ рисков, структура команды из 4 человек с распределением 12 ролей.   </w:t>
       </w:r>
     </w:p>
     <w:p>
@@ -2249,7 +2321,6 @@
         <w:ind w:left="-5" w:right="126"/>
       </w:pPr>
       <w:r>
-        <w:lastRenderedPageBreak/>
         <w:t xml:space="preserve">Ключевые виды деятельности:  </w:t>
       </w:r>
     </w:p>
@@ -2311,10 +2382,8 @@
         <w:ind w:right="126" w:hanging="360"/>
       </w:pPr>
       <w:r>
-        <w:t>Вери</w:t>
-      </w:r>
-      <w:r>
-        <w:t>фикация программных средств (7.2.4)</w:t>
+        <w:lastRenderedPageBreak/>
+        <w:t>Верификация программных средств (7.2.4)</w:t>
       </w:r>
       <w:r>
         <w:rPr>
@@ -2329,7 +2398,15 @@
         <w:ind w:left="-5" w:right="126"/>
       </w:pPr>
       <w:r>
-        <w:t xml:space="preserve">Результаты этапа: Архитектура системы EventMatch, диаграммы UML, проект базы данных.   </w:t>
+        <w:t xml:space="preserve">Результаты этапа: Архитектура системы </w:t>
+      </w:r>
+      <w:proofErr w:type="spellStart"/>
+      <w:r>
+        <w:t>EventMatch</w:t>
+      </w:r>
+      <w:proofErr w:type="spellEnd"/>
+      <w:r>
+        <w:t xml:space="preserve">, диаграммы UML, проект базы данных.   </w:t>
       </w:r>
     </w:p>
     <w:p>
@@ -2383,10 +2460,7 @@
         <w:ind w:right="126" w:hanging="360"/>
       </w:pPr>
       <w:r>
-        <w:t xml:space="preserve">Обеспечение </w:t>
-      </w:r>
-      <w:r>
-        <w:t xml:space="preserve">гарантии качества программных средств (7.2.3) </w:t>
+        <w:t xml:space="preserve">Обеспечение гарантии качества программных средств (7.2.3) </w:t>
       </w:r>
     </w:p>
     <w:p>
@@ -2427,7 +2501,15 @@
         <w:ind w:left="-5" w:right="126"/>
       </w:pPr>
       <w:r>
-        <w:t xml:space="preserve">Результаты этапа: Модули системы EventMatch (каталог мероприятий, система заявок, поиск), система с дизайном.   </w:t>
+        <w:t xml:space="preserve">Результаты этапа: Модули системы </w:t>
+      </w:r>
+      <w:proofErr w:type="spellStart"/>
+      <w:r>
+        <w:t>EventMatch</w:t>
+      </w:r>
+      <w:proofErr w:type="spellEnd"/>
+      <w:r>
+        <w:t xml:space="preserve"> (каталог мероприятий, система заявок, поиск), система с дизайном.   </w:t>
       </w:r>
     </w:p>
     <w:p>
@@ -2436,11 +2518,13 @@
         <w:ind w:left="-5" w:right="126"/>
       </w:pPr>
       <w:r>
-        <w:t xml:space="preserve">Этап 4: </w:t>
-      </w:r>
-      <w:r>
-        <w:t>Тестирование и валидация</w:t>
-      </w:r>
+        <w:t xml:space="preserve">Этап 4: Тестирование и </w:t>
+      </w:r>
+      <w:proofErr w:type="spellStart"/>
+      <w:r>
+        <w:t>валидация</w:t>
+      </w:r>
+      <w:proofErr w:type="spellEnd"/>
       <w:r>
         <w:rPr>
           <w:color w:val="0F4761"/>
@@ -2477,8 +2561,13 @@
         </w:numPr>
         <w:ind w:right="126" w:hanging="360"/>
       </w:pPr>
-      <w:r>
-        <w:t xml:space="preserve">Валидация программных средств (7.2.5) </w:t>
+      <w:proofErr w:type="spellStart"/>
+      <w:r>
+        <w:t>Валидация</w:t>
+      </w:r>
+      <w:proofErr w:type="spellEnd"/>
+      <w:r>
+        <w:t xml:space="preserve"> программных средств (7.2.5) </w:t>
       </w:r>
     </w:p>
     <w:p>
@@ -2516,10 +2605,7 @@
         <w:ind w:right="126" w:hanging="360"/>
       </w:pPr>
       <w:r>
-        <w:t>Оценка проекта и процесс управления (6.3.</w:t>
-      </w:r>
-      <w:r>
-        <w:t>2)</w:t>
+        <w:t>Оценка проекта и процесс управления (6.3.2)</w:t>
       </w:r>
       <w:r>
         <w:rPr>
@@ -2550,7 +2636,14 @@
       </w:r>
       <w:r>
         <w:tab/>
-        <w:t xml:space="preserve">валидационные </w:t>
+      </w:r>
+      <w:proofErr w:type="spellStart"/>
+      <w:r>
+        <w:t>валидационные</w:t>
+      </w:r>
+      <w:proofErr w:type="spellEnd"/>
+      <w:r>
+        <w:t xml:space="preserve"> </w:t>
       </w:r>
       <w:r>
         <w:tab/>
@@ -2602,10 +2695,7 @@
         <w:ind w:right="126" w:hanging="360"/>
       </w:pPr>
       <w:r>
-        <w:t>Поддержка приемки программн</w:t>
-      </w:r>
-      <w:r>
-        <w:t xml:space="preserve">ых средств (6.4.8) </w:t>
+        <w:t xml:space="preserve">Поддержка приемки программных средств (6.4.8) </w:t>
       </w:r>
     </w:p>
     <w:p>
@@ -2658,11 +2748,15 @@
         <w:ind w:left="-5" w:right="126"/>
       </w:pPr>
       <w:r>
-        <w:lastRenderedPageBreak/>
-        <w:t xml:space="preserve">Результаты этапа: Установленная система EventMatch, обученные пользователи, работающая система с технической </w:t>
-      </w:r>
-      <w:r>
-        <w:t xml:space="preserve">поддержкой.  </w:t>
+        <w:t xml:space="preserve">Результаты этапа: Установленная система </w:t>
+      </w:r>
+      <w:proofErr w:type="spellStart"/>
+      <w:r>
+        <w:t>EventMatch</w:t>
+      </w:r>
+      <w:proofErr w:type="spellEnd"/>
+      <w:r>
+        <w:t xml:space="preserve">, обученные пользователи, работающая система с технической поддержкой.  </w:t>
       </w:r>
     </w:p>
     <w:p>
@@ -2692,6 +2786,7 @@
         <w:ind w:right="126" w:hanging="360"/>
       </w:pPr>
       <w:r>
+        <w:lastRenderedPageBreak/>
         <w:t xml:space="preserve">Планирование - определение целей спринта и распределение задач  </w:t>
       </w:r>
     </w:p>
@@ -2716,10 +2811,7 @@
         <w:ind w:right="126" w:hanging="360"/>
       </w:pPr>
       <w:r>
-        <w:t>Разрабо</w:t>
-      </w:r>
-      <w:r>
-        <w:t xml:space="preserve">тка - реализация запланированного функционала  </w:t>
+        <w:t xml:space="preserve">Разработка - реализация запланированного функционала  </w:t>
       </w:r>
     </w:p>
     <w:p>
